--- a/data/ai_paras/AI_para_42.docx
+++ b/data/ai_paras/AI_para_42.docx
@@ -4,7 +4,7 @@
   <w:body>
     <w:p>
       <w:r>
-        <w:t>The Athenian intellectual climate of the classical era was a fertile ground that nurtured a plethora of philosophical ideas and debates. This period, characterized by vibrant public discourse and the flourishing of arts and sciences, provided an ideal setting for philosophers such as Socrates, Plato, and Aristotle to develop their groundbreaking ideas. The city-state of Athens, with its democratic institutions and cultural vibrancy, played a central role in supporting philosophical inquiry and fostering a spirit of critical examination (Ref-s403451). The rivalry between different schools of thought, such as the Sophists and the followers of Plato, further enriched the philosophical landscape, as these groups engaged in rigorous debates on ethics, politics, and knowledge (Ref-s403451). This dynamic environment not only catalyzed the development of Greek philosophy but also laid the groundwork for its enduring influence on Western thought, as philosophers sought to address the fundamental questions of human existence.</w:t>
+        <w:t>Feminist critiques of Greek philosophical concepts often focus on the exclusion of women's perspectives from the philosophical canon, highlighting a significant gap in the representation of gendered experiences. Critics argue that the male-dominated discourse of ancient Greek philosophy, as seen in the works of Plato and Aristotle, overlooks the contributions and insights of women, thus perpetuating a narrow view of philosophical inquiry (Ref-s763187). This oversight has led to a philosophical tradition that fails to address the lived realities of women, who were largely marginalized in both public and intellectual life during Greek antiquity. Moreover, feminist scholars challenge the applicability of Greek philosophical concepts, such as the theory of Forms or virtue ethics, to contemporary gender issues, suggesting that these ideas may reinforce patriarchal structures rather than promote gender equity (Ref-s763187). By calling for a re-evaluation of these foundational concepts, feminist critiques advocate for a more inclusive philosophical framework that considers diverse experiences and perspectives.</w:t>
       </w:r>
     </w:p>
     <w:sectPr>
